--- a/Manuscript/Submission_EcologyLetters_r2/Buffan_etal-GABI_Main_text_Track_changes.docx
+++ b/Manuscript/Submission_EcologyLetters_r2/Buffan_etal-GABI_Main_text_Track_changes.docx
@@ -339,7 +339,13 @@
         <w:rPr>
           <w:lang w:val="en-GB" w:eastAsia="en-US" w:bidi="ar-SA"/>
         </w:rPr>
-        <w:t>: 4980</w:t>
+        <w:t xml:space="preserve">: </w:t>
+      </w:r>
+      <w:r>
+        <w:rPr>
+          <w:lang w:val="en-GB" w:eastAsia="en-US" w:bidi="ar-SA"/>
+        </w:rPr>
+        <w:t>5000</w:t>
       </w:r>
     </w:p>
     <w:p>
@@ -3062,10 +3068,10 @@
           <w:lang w:val="en-GB" w:eastAsia="en-US" w:bidi="ar-SA"/>
         </w:rPr>
       </w:r>
-      <w:bookmarkStart w:id="16" w:name="material-and-methods_Copy_1"/>
-      <w:bookmarkStart w:id="17" w:name="quantification-and-statistical-analyses_"/>
-      <w:bookmarkStart w:id="18" w:name="material-and-methods_Copy_1"/>
-      <w:bookmarkStart w:id="19" w:name="quantification-and-statistical-analyses_"/>
+      <w:bookmarkStart w:id="16" w:name="quantification-and-statistical-analyses_"/>
+      <w:bookmarkStart w:id="17" w:name="material-and-methods_Copy_1"/>
+      <w:bookmarkStart w:id="18" w:name="quantification-and-statistical-analyses_"/>
+      <w:bookmarkStart w:id="19" w:name="material-and-methods_Copy_1"/>
       <w:bookmarkEnd w:id="18"/>
       <w:bookmarkEnd w:id="19"/>
       <w:r>
@@ -6206,26 +6212,24 @@
           <w:delText xml:space="preserve">– coming from simulations starting in tropical North America and of which climatic niche could not evolve, model </w:delText>
         </w:r>
       </w:del>
+      <w:r>
+        <w:rPr/>
+      </w:r>
+      <m:oMath xmlns:m="http://schemas.openxmlformats.org/officeDocument/2006/math">
+        <m:r>
+          <w:rPr>
+            <w:rFonts w:ascii="Cambria Math" w:hAnsi="Cambria Math"/>
+          </w:rPr>
+          <m:t xml:space="preserve">M</m:t>
+        </m:r>
+        <m:r>
+          <w:rPr>
+            <w:rFonts w:ascii="Cambria Math" w:hAnsi="Cambria Math"/>
+          </w:rPr>
+          <m:t xml:space="preserve">0</m:t>
+        </m:r>
+      </m:oMath>
       <w:del w:id="13" w:author="Lucas Buffan" w:date="2026-07-28T14:39:01Z">
-        <w:r>
-          <w:rPr/>
-        </w:r>
-      </w:del>
-      <m:oMath xmlns:m="http://schemas.openxmlformats.org/officeDocument/2006/math">
-        <m:r>
-          <w:rPr>
-            <w:rFonts w:ascii="Cambria Math" w:hAnsi="Cambria Math"/>
-          </w:rPr>
-          <m:t xml:space="preserve">M</m:t>
-        </m:r>
-        <m:r>
-          <w:rPr>
-            <w:rFonts w:ascii="Cambria Math" w:hAnsi="Cambria Math"/>
-          </w:rPr>
-          <m:t xml:space="preserve">0</m:t>
-        </m:r>
-      </m:oMath>
-      <w:del w:id="14" w:author="Lucas Buffan" w:date="2026-07-28T14:39:01Z">
         <w:r>
           <w:rPr>
             <w:lang w:val="en-GB" w:eastAsia="en-US" w:bidi="ar-SA"/>
@@ -6562,7 +6566,7 @@
         </w:rPr>
         <w:t xml:space="preserve"> (2020). </w:t>
       </w:r>
-      <w:del w:id="15" w:author="Lucas Buffan" w:date="2026-07-28T14:39:58Z">
+      <w:del w:id="14" w:author="Lucas Buffan" w:date="2026-07-28T14:39:58Z">
         <w:r>
           <w:rPr>
             <w:lang w:val="en-GB" w:eastAsia="en-US" w:bidi="ar-SA"/>
@@ -6570,7 +6574,7 @@
           <w:delText>Thus, one can wonder: c</w:delText>
         </w:r>
       </w:del>
-      <w:ins w:id="16" w:author="Lucas Buffan" w:date="2026-07-28T14:39:58Z">
+      <w:ins w:id="15" w:author="Lucas Buffan" w:date="2026-07-28T14:39:58Z">
         <w:r>
           <w:rPr>
             <w:lang w:val="en-GB" w:eastAsia="en-US" w:bidi="ar-SA"/>
@@ -6584,7 +6588,7 @@
         </w:rPr>
         <w:t xml:space="preserve">ould </w:t>
       </w:r>
-      <w:del w:id="17" w:author="Lucas Buffan" w:date="2026-07-28T14:40:13Z">
+      <w:del w:id="16" w:author="Lucas Buffan" w:date="2026-07-28T14:40:13Z">
         <w:r>
           <w:rPr>
             <w:lang w:val="en-GB" w:eastAsia="en-US" w:bidi="ar-SA"/>
@@ -6592,7 +6596,7 @@
           <w:delText>the empirically-derived migration imbalance in favour of North American taxa dispersing southwards be altered by the tropical niche conservatism of South-to-North migrants, thereby obscuring the actual number of intercontinental exchanges?</w:delText>
         </w:r>
       </w:del>
-      <w:ins w:id="18" w:author="Lucas Buffan" w:date="2026-07-28T14:40:13Z">
+      <w:ins w:id="17" w:author="Lucas Buffan" w:date="2026-07-28T14:40:13Z">
         <w:r>
           <w:rPr>
             <w:lang w:val="en-GB" w:eastAsia="en-US" w:bidi="ar-SA"/>
@@ -6767,8 +6771,8 @@
           <w:lang w:val="en-GB" w:eastAsia="en-US" w:bidi="ar-SA"/>
         </w:rPr>
       </w:pPr>
-      <w:bookmarkStart w:id="25" w:name="discussion"/>
-      <w:bookmarkStart w:id="26" w:name="X7b3b63bb3145a2ec4443db944233242b9757c90"/>
+      <w:bookmarkStart w:id="25" w:name="X7b3b63bb3145a2ec4443db944233242b9757c90"/>
+      <w:bookmarkStart w:id="26" w:name="discussion"/>
       <w:r>
         <w:rPr>
           <w:lang w:val="en-GB" w:eastAsia="en-US" w:bidi="ar-SA"/>
@@ -6879,9 +6883,7 @@
               </w:rPr>
             </w:pPr>
             <w:r>
-              <w:rPr>
-                <w:lang w:val="en-GB" w:eastAsia="en-US" w:bidi="ar-SA"/>
-              </w:rPr>
+              <w:rPr/>
               <w:drawing>
                 <wp:inline distT="0" distB="0" distL="0" distR="0">
                   <wp:extent cx="4500245" cy="5400040"/>
@@ -7234,7 +7236,7 @@
               </w:rPr>
               <w:t xml:space="preserve"> </w:t>
             </w:r>
-            <w:del w:id="19" w:author="Lucas Buffan" w:date="2026-07-28T14:35:33Z">
+            <w:del w:id="18" w:author="Lucas Buffan" w:date="2026-07-28T14:35:33Z">
               <w:r>
                 <w:rPr>
                   <w:lang w:val="en-GB" w:eastAsia="en-US" w:bidi="ar-SA"/>
@@ -7242,7 +7244,7 @@
                 <w:delText>Colonised diversity</w:delText>
               </w:r>
             </w:del>
-            <w:ins w:id="20" w:author="Lucas Buffan" w:date="2026-07-28T14:35:33Z">
+            <w:ins w:id="19" w:author="Lucas Buffan" w:date="2026-07-28T14:35:33Z">
               <w:r>
                 <w:rPr>
                   <w:lang w:val="en-GB" w:eastAsia="en-US" w:bidi="ar-SA"/>
